--- a/Santu_Roy_Resume_2026.docx
+++ b/Santu_Roy_Resume_2026.docx
@@ -14,7 +14,7 @@
           <w:color w:val="1F3C73"/>
           <w:sz w:val="48"/>
         </w:rPr>
-        <w:t>SANTU ROY</w:t>
+        <w:t>SAANTU ROY</w:t>
       </w:r>
     </w:p>
     <w:p>
@@ -158,6 +158,94 @@
           <w:sz w:val="20"/>
         </w:rPr>
         <w:t xml:space="preserve"> via GenAI-powered DevOps, and 20–30% delivery optimisation across multi-cloud transformation programmes. Bridges engineering execution (Python, FastAPI, Spring Boot, Kubernetes) with enterprise architecture governance (TOGAF) and C-suite stakeholder leadership.</w:t>
+      </w:r>
+      <w:r>
+        <w:rPr>
+          <w:rFonts w:ascii="Arial" w:hAnsi="Arial"/>
+          <w:b w:val="0"/>
+          <w:sz w:val="20"/>
+        </w:rPr>
+        <w:t xml:space="preserve"> Delivered enterprise solutions across global financial institutions including </w:t>
+      </w:r>
+      <w:r>
+        <w:rPr>
+          <w:rFonts w:ascii="Arial" w:hAnsi="Arial"/>
+          <w:b/>
+          <w:sz w:val="20"/>
+        </w:rPr>
+        <w:t>Citibank</w:t>
+      </w:r>
+      <w:r>
+        <w:rPr>
+          <w:rFonts w:ascii="Arial" w:hAnsi="Arial"/>
+          <w:b w:val="0"/>
+          <w:sz w:val="20"/>
+        </w:rPr>
+        <w:t xml:space="preserve">, </w:t>
+      </w:r>
+      <w:r>
+        <w:rPr>
+          <w:rFonts w:ascii="Arial" w:hAnsi="Arial"/>
+          <w:b/>
+          <w:sz w:val="20"/>
+        </w:rPr>
+        <w:t>UBS</w:t>
+      </w:r>
+      <w:r>
+        <w:rPr>
+          <w:rFonts w:ascii="Arial" w:hAnsi="Arial"/>
+          <w:b w:val="0"/>
+          <w:sz w:val="20"/>
+        </w:rPr>
+        <w:t xml:space="preserve">, </w:t>
+      </w:r>
+      <w:r>
+        <w:rPr>
+          <w:rFonts w:ascii="Arial" w:hAnsi="Arial"/>
+          <w:b/>
+          <w:sz w:val="20"/>
+        </w:rPr>
+        <w:t>Credit Suisse</w:t>
+      </w:r>
+      <w:r>
+        <w:rPr>
+          <w:rFonts w:ascii="Arial" w:hAnsi="Arial"/>
+          <w:b w:val="0"/>
+          <w:sz w:val="20"/>
+        </w:rPr>
+        <w:t xml:space="preserve">, </w:t>
+      </w:r>
+      <w:r>
+        <w:rPr>
+          <w:rFonts w:ascii="Arial" w:hAnsi="Arial"/>
+          <w:b/>
+          <w:sz w:val="20"/>
+        </w:rPr>
+        <w:t>Standard Chartered Bank</w:t>
+      </w:r>
+      <w:r>
+        <w:rPr>
+          <w:rFonts w:ascii="Arial" w:hAnsi="Arial"/>
+          <w:b w:val="0"/>
+          <w:sz w:val="20"/>
+        </w:rPr>
+        <w:t xml:space="preserve">, and </w:t>
+      </w:r>
+      <w:r>
+        <w:rPr>
+          <w:rFonts w:ascii="Arial" w:hAnsi="Arial"/>
+          <w:b/>
+          <w:sz w:val="20"/>
+        </w:rPr>
+        <w:t>Kasikorn Bank</w:t>
+      </w:r>
+      <w:r>
+        <w:rPr>
+          <w:rFonts w:ascii="Arial" w:hAnsi="Arial"/>
+          <w:b w:val="0"/>
+          <w:sz w:val="20"/>
+        </w:rPr>
+        <w:t>.</w:t>
       </w:r>
     </w:p>
     <w:p>
@@ -443,7 +531,7 @@
           <w:color w:val="1A1A1A"/>
           <w:sz w:val="20"/>
         </w:rPr>
-        <w:t>Wipro Limited, Bangalore  ·  Global Clients: Citibank, UBS</w:t>
+        <w:t>Wipro Limited, Bangalore</w:t>
       </w:r>
     </w:p>
     <w:p>
@@ -1028,7 +1116,7 @@
           <w:color w:val="1A1A1A"/>
           <w:sz w:val="20"/>
         </w:rPr>
-        <w:t>Standard Chartered Bank, Singapore</w:t>
+        <w:t>Financial Institution, Singapore</w:t>
       </w:r>
     </w:p>
     <w:p>
@@ -1148,7 +1236,7 @@
           <w:color w:val="1A1A1A"/>
           <w:sz w:val="20"/>
         </w:rPr>
-        <w:t>Kasikorn Bank, Bangkok, Thailand</w:t>
+        <w:t>Financial Institution, Bangkok, Thailand</w:t>
       </w:r>
     </w:p>
     <w:p>
@@ -1223,7 +1311,7 @@
           <w:color w:val="1A1A1A"/>
           <w:sz w:val="20"/>
         </w:rPr>
-        <w:t>Credit Suisse Bank, Singapore</w:t>
+        <w:t>Financial Institution, Singapore</w:t>
       </w:r>
     </w:p>
     <w:p>
@@ -1326,7 +1414,7 @@
           <w:color w:val="555555"/>
           <w:sz w:val="19"/>
         </w:rPr>
-        <w:t xml:space="preserve">  ·  Wipro / Citibank</w:t>
+        <w:t xml:space="preserve">  ·  Wipro</w:t>
       </w:r>
     </w:p>
     <w:p>
@@ -1526,7 +1614,6 @@
           <w:color w:val="555555"/>
           <w:sz w:val="19"/>
         </w:rPr>
-        <w:t xml:space="preserve">  ·  Credit Suisse</w:t>
       </w:r>
     </w:p>
     <w:p>
